--- a/Assets/Learn/ChaosLog日志系统使用说明.docx
+++ b/Assets/Learn/ChaosLog日志系统使用说明.docx
@@ -4168,6 +4168,36 @@
       </w:r>
     </w:p>
     <w:p>
+      <w:pPr/>
+      <w:r>
+        <w:t>Q7：为什么 Debug.Log(42) 能编译，ChaosLog.Info(42) 却报错？</w:t>
+      </w:r>
+    </w:p>
+    <w:p>
+      <w:pPr/>
+      <w:r>
+        <w:t>所有日志方法的正文参数类型都是 string，没有 object 重载。这不是疏漏：一旦加上 object 重载，ChaosLog.Warn(LogChannel.UI, "xx") 就会同时匹配 (LogChannel, object) 和 (object, string member) 两个重载 —— 前者在第 1 个参数上更优、后者在第 2 个参数上更优，编译器判不出优劣，直接报 CS0121 二义性错误。实测这个改动会一次性波及全项目 21 处调用。所以正文必须是字符串：数字用 .ToString()，或直接 $"{value}" 插值。迁移时 LoadConfigTest.cs 的 uint 字段就是这么处理的。</w:t>
+      </w:r>
+    </w:p>
+    <w:p>
+      <w:pPr/>
+      <w:r>
+        <w:t>Q8：双击 Console 里的日志，为什么跳到 ChaosLog.cs 而不是我的代码？</w:t>
+      </w:r>
+    </w:p>
+    <w:p>
+      <w:pPr/>
+      <w:r>
+        <w:t>Unity Console 双击一条日志时，跳转目标是【堆栈里第一个带文件路径的帧】。直接写 Debug.Log 时，那个帧就是业务代码本身；但 ChaosLog 是包装层，真正调用 UnityEngine.Debug.Log 的帧在 ChaosLog.cs 里，所以不处理的话双击永远跳进 ChaosLog.cs。解决办法：ChaosLog.cs 与 LogBuilder.cs 顶部加了 #line hidden —— 它让这两个文件不生成序列点，包装帧就报不出文件名，被 Unity 自动跳过，双击于是正确落到调用方。实测对照：未加该指令时 LogEntry.file = ChaosLog.cs；加了之后 = FileUtil.cs, line = 20 / 36，正是 FileUtil 里那两处 ChaosLog.Info 的真实调用行。代价是无法单步进入这两个文件，对日志工具类无所谓。注意 [CallerFilePath] / [CallerLineNumber] 取的是调用方位置，不受该指令影响，所以消息正文里的「── at 文件:行号」始终准确。</w:t>
+      </w:r>
+    </w:p>
+    <w:p>
+      <w:pPr/>
+      <w:r>
+        <w:t>补充：代码里每个包装方法还标了 [HideInCallstack]，它的作用是让 Console 详情区的调用链更干净 —— 但要在 Console 右上角菜单勾选 "Strip logging callstack" 才生效，且它【不影响】双击跳转（别指望它）。双击跳转是靠上面那条 #line hidden 解决的。另外这两处都不是本次日志系统引入的额外负担：只要把 Debug.Log 换成任何包装方法，就都会遇到「双击跳进包装类」这个问题。</w:t>
+      </w:r>
+    </w:p>
+    <w:p>
       <w:pPr>
         <w:pStyle w:val="Heading1"/>
       </w:pPr>
